--- a/Курсы/Домашняя работа/Домашняя работа 5/Шаблон сценария занятия.docx
+++ b/Курсы/Домашняя работа/Домашняя работа 5/Шаблон сценария занятия.docx
@@ -1276,7 +1276,7 @@
               <w:rPr>
                 <w:rFonts w:ascii="Times New Roman" w:eastAsia="Calibri" w:hAnsi="Times New Roman" w:cs="Times New Roman"/>
               </w:rPr>
-              <w:t xml:space="preserve"> Инженер на производстве получает данные с вибродатчиков насосного оборудования. Ему нужно научиться автоматически определять, в каком состоянии находится насос (норма / риск отказа), чтобы планировать ремонт. Сейчас он делает это вручную, но хочет понять, можно ли обучить нейросеть решать такую задачу. На занятии мы разбираем, как нейросеть «учится» на примерах и как её обучить отличать исправное оборудование от неисправного.</w:t>
+              <w:t>Инженер на производстве получает данные с вибродатчиков насосного оборудования. Ему нужно научиться автоматически определять, в каком состоянии находится насос (норма / риск отказа), чтобы планировать ремонт. Сейчас он делает это вручную, но хочет понять, можно ли обучить нейросеть решать такую задачу. На занятии мы разбираем, как нейросеть «учится» на примерах и как её обучить отличать исправное оборудование от неисправного.</w:t>
             </w:r>
           </w:p>
         </w:tc>
@@ -1361,7 +1361,7 @@
               <w:rPr>
                 <w:rFonts w:ascii="Times New Roman" w:eastAsia="Calibri" w:hAnsi="Times New Roman" w:cs="Times New Roman"/>
               </w:rPr>
-              <w:t xml:space="preserve"> Сформировать у студентов технических специальностей практические компетенции в области применения методов искусственного интеллекта (нейросетей) для решения инженерных задач: от анализа данных до разработки и внедрения прототипов моделей.</w:t>
+              <w:t>Сформировать у студентов технических специальностей практические компетенции в области применения методов искусственного интеллекта (нейросетей) для решения инженерных задач: от анализа данных до разработки и внедрения прототипов моделей.</w:t>
             </w:r>
           </w:p>
         </w:tc>
